--- a/student_work/Explicacion_sencilla_TEAM_01.docx
+++ b/student_work/Explicacion_sencilla_TEAM_01.docx
@@ -383,7 +383,7 @@
           <w:color w:val="52514E"/>
           <w:sz w:val="20"/>
         </w:rPr>
-        <w:t>Cómo leer este gráfico: de izquierda a derecha, el programa recibe los datos, siete redes dan su puntuación a cada acción, una capa de seguridad tacha las acciones peligrosas y se ejecuta la mejor de las que quedan.</w:t>
+        <w:t>Cómo leer este gráfico: de izquierda a derecha, el programa recibe los datos, nueve redes dan su puntuación a cada acción, una capa de seguridad tacha las acciones peligrosas y se ejecuta la mejor de las que quedan.</w:t>
       </w:r>
     </w:p>
     <w:p>
@@ -721,7 +721,7 @@
     </w:p>
     <w:p>
       <w:r>
-        <w:t>El resultado de esta etapa fue el modelo que llamamos v1 (versión 1): el comité de 7 redes con la capa de seguridad. Es el modelo que está entregado.</w:t>
+        <w:t>El resultado de esta etapa fue el modelo que llamamos v1 (versión 1): el comité de 7 redes con la capa de seguridad. Fue nuestro primer modelo entregado; en la segunda etapa lo mejoramos.</w:t>
       </w:r>
     </w:p>
     <w:p>
@@ -1287,10 +1287,21 @@
         <w:rPr>
           <w:b/>
         </w:rPr>
-        <w:t xml:space="preserve">Decisión. </w:t>
+        <w:t xml:space="preserve">Lo que pasó. </w:t>
       </w:r>
       <w:r>
-        <w:t>v2 fue mejor en casi todas las medias, pero en una sola simulación perdió un 126 % del dinero. La causa: el mercado se quedó sin compradores, el freno de pérdidas obligó a cerrar la posición de inmediato y la operación salió a un precio absurdo. Como no cumplió la condición de la peor caída, mantuvimos v1 como modelo entregado.</w:t>
+        <w:t>v2 fue mejor en casi todas las medias, pero en una sola simulación perdió un 126 % del dinero. La causa: el mercado se quedó sin compradores, el freno de pérdidas obligó a cerrar la posición de inmediato y la operación salió a un precio absurdo. Por eso v2 no cumplió la condición de la peor caída.</w:t>
+      </w:r>
+    </w:p>
+    <w:p>
+      <w:r>
+        <w:rPr>
+          <w:b/>
+        </w:rPr>
+        <w:t xml:space="preserve">Decisión del equipo. </w:t>
+      </w:r>
+      <w:r>
+        <w:t>Aun así, el equipo decidió entregar v2. Gana más que v1 en el simulador realista (+3,25 % frente a +0,60 %), gana más y con más regularidad cuando compite con otros programas (+3,31 % frente a +0,75 %; acaba con ganancia en el 73 % de las simulaciones frente al 50 %) y tiene menos caídas grandes en general. Además, v1 tiene el mismo punto débil: también perdió un 97 % en una simulación parecida.</w:t>
       </w:r>
     </w:p>
     <w:p>
@@ -1301,7 +1312,7 @@
         <w:t xml:space="preserve">Transparencia. </w:t>
       </w:r>
       <w:r>
-        <w:t>Una condición (la nota de práctica) solo se cumplió por un empate exacto, y eso fue posible porque antes del examen cambiamos la regla de "mejor que v1" a "igual o mejor que v1". Lo contamos porque es parte de hacer las cosas de forma honesta.</w:t>
+        <w:t>Al elegir v2 nos apartamos de una regla que habíamos fijado antes del examen, y lo decimos abiertamente. También contamos que la condición de la nota de práctica solo se cumplió por un empate exacto, porque antes del examen cambiamos la regla de "mejor que v1" a "igual o mejor que v1". El riesgo de una caída muy grande en un día extremo sigue existiendo.</w:t>
       </w:r>
     </w:p>
     <w:p>
@@ -1312,7 +1323,7 @@
         <w:t xml:space="preserve">Siguiente paso. </w:t>
       </w:r>
       <w:r>
-        <w:t>v1 tiene el mismo punto débil (perdió un 97 % en una simulación parecida). La mejora pendiente es que el freno espere cuando el mercado está vacío en lugar de vender a cualquier precio, y probarla con simulaciones nuevas.</w:t>
+        <w:t>Hacer que el freno espere cuando el mercado está vacío, en lugar de vender a cualquier precio, y probarlo con simulaciones nuevas.</w:t>
       </w:r>
     </w:p>
     <w:p>
@@ -1320,7 +1331,7 @@
         <w:pStyle w:val="Heading1"/>
       </w:pPr>
       <w:r>
-        <w:t>8. Lo que hace el programa entregado, paso a paso</w:t>
+        <w:t>8. Lo que hace el programa entregado (v2), paso a paso</w:t>
       </w:r>
     </w:p>
     <w:p>
@@ -1336,7 +1347,7 @@
         <w:pStyle w:val="ListNumber"/>
       </w:pPr>
       <w:r>
-        <w:t>Siete redes neuronales dan una puntuación a cada una de las 9 acciones posibles, y se hace la media.</w:t>
+        <w:t>Los datos sobre el libro de órdenes (cuántas ofertas hay de cada lado) se sustituyen por valores normales antes de pasárselos a las redes, porque en el simulador realista tienen valores que las redes nunca vieron.</w:t>
       </w:r>
     </w:p>
     <w:p>
@@ -1344,7 +1355,15 @@
         <w:pStyle w:val="ListNumber"/>
       </w:pPr>
       <w:r>
-        <w:t>La capa de seguridad tacha las acciones peligrosas: superar 400 acciones, arriesgar más del 30 % del dinero, aumentar la apuesta si ya pierde más de un 5 % (en ese caso, además, reduce la posición) u operar cuando el mercado está roto.</w:t>
+        <w:t>Nueve redes neuronales dan una puntuación a cada una de las 9 acciones posibles, y se hace la media.</w:t>
+      </w:r>
+    </w:p>
+    <w:p>
+      <w:pPr>
+        <w:pStyle w:val="ListNumber"/>
+      </w:pPr>
+      <w:r>
+        <w:t>La capa de seguridad tacha las acciones peligrosas: superar 400 acciones, arriesgar más del 30 % del dinero, aumentar la apuesta si ya pierde más de un 5 % (en ese caso, además, reduce la posición), operar cuando el mercado está roto o añadir una orden grande mientras otras siguen en espera.</w:t>
       </w:r>
     </w:p>
     <w:p>
@@ -1407,6 +1426,20 @@
     </w:p>
     <w:p>
       <w:pPr>
+        <w:pStyle w:val="ListBullet"/>
+      </w:pPr>
+      <w:r>
+        <w:rPr>
+          <w:b/>
+        </w:rPr>
+        <w:t xml:space="preserve">Un día extremo puede salir muy mal. </w:t>
+      </w:r>
+      <w:r>
+        <w:t>Si el mercado se queda sin compradores justo cuando el freno obliga a vender, la venta puede salir a un precio absurdo. Pasó una vez en el examen final.</w:t>
+      </w:r>
+    </w:p>
+    <w:p>
+      <w:pPr>
         <w:pStyle w:val="Heading1"/>
       </w:pPr>
       <w:r>
@@ -1442,7 +1475,7 @@
         <w:pStyle w:val="ListBullet"/>
       </w:pPr>
       <w:r>
-        <w:t>Fijar las reglas antes del examen nos protege de engañarnos a nosotros mismos, aunque a veces nos haga rechazar un modelo que parece mejor.</w:t>
+        <w:t>Fijar las reglas antes del examen nos obliga a ver con claridad cuándo las medias y el peor caso apuntan en direcciones distintas, y a decidir de forma consciente y documentada.</w:t>
       </w:r>
     </w:p>
     <w:p>
@@ -2218,7 +2251,7 @@
           </w:tcPr>
           <w:p>
             <w:r>
-              <w:t>Versión 1 (el modelo entregado) y versión 2 (el candidato de la segunda etapa).</w:t>
+              <w:t>Versión 1 (el primer modelo) y versión 2 (el modelo mejorado de la segunda etapa, que es el entregado).</w:t>
             </w:r>
           </w:p>
         </w:tc>
